--- a/examples/vite/public/docx-editor-demo.docx
+++ b/examples/vite/public/docx-editor-demo.docx
@@ -732,7 +732,7 @@
         </w:rPr>
         <w:t xml:space="preserve">Select text and click the floating button on the page edge to </w:t>
       </w:r>
-      <w:commentRangeStart w:id="1772738031338"/>
+      <w:commentRangeStart w:id="100"/>
       <w:r>
         <w:rPr>
           <w:rFonts w:ascii="Inter" w:hAnsi="Inter" w:cs="Inter"/>
@@ -742,12 +742,12 @@
         </w:rPr>
         <w:t>add a comment anchored to that selection</w:t>
       </w:r>
-      <w:commentRangeEnd w:id="1772738031338"/>
+      <w:commentRangeEnd w:id="100"/>
       <w:r>
         <w:rPr>
           <w:rStyle w:val="CommentReference"/>
         </w:rPr>
-        <w:commentReference w:id="1772738031338"/>
+        <w:commentReference w:id="100"/>
       </w:r>
       <w:r>
         <w:rPr>
@@ -2710,60 +2710,8 @@
 </file>
 
 <file path=word/comments.xml><?xml version="1.0" encoding="utf-8"?>
-<w:comments xmlns:wpc="http://schemas.microsoft.com/office/word/2010/wordprocessingCanvas" xmlns:mc="http://schemas.openxmlformats.org/markup-compatibility/2006" xmlns:o="urn:schemas-microsoft-com:office:office" xmlns:r="http://schemas.openxmlformats.org/officeDocument/2006/relationships" xmlns:m="http://schemas.openxmlformats.org/officeDocument/2006/math" xmlns:v="urn:schemas-microsoft-com:vml" xmlns:wp="http://schemas.openxmlformats.org/drawingml/2006/wordprocessingDrawing" xmlns:w10="urn:schemas-microsoft-com:office:word" xmlns:w="http://schemas.openxmlformats.org/wordprocessingml/2006/main" xmlns:w14="http://schemas.microsoft.com/office/word/2010/wordml" xmlns:wpg="http://schemas.microsoft.com/office/word/2010/wordprocessingGroup" xmlns:wpi="http://schemas.microsoft.com/office/word/2010/wordprocessingInk" xmlns:wne="http://schemas.microsoft.com/office/word/2006/wordml" xmlns:wps="http://schemas.microsoft.com/office/word/2010/wordprocessingShape" mc:Ignorable="w14 wp14">
-  <w:comment w:id="0" w:author="sara.k" w:initials="C" w:date="2026-03-05T19:36:52Z">
-    <w:p>
-      <w:r>
-        <w:rPr>
-          <w:rStyle w:val="CommentReference"/>
-        </w:rPr>
-        <w:annotationRef/>
-      </w:r>
-      <w:r>
-        <w:t>zero sounds a bit marketing-y. no backend required is cleaner</w:t>
-      </w:r>
-    </w:p>
-  </w:comment>
-  <w:comment w:id="3" w:author="eigenpal-jedr" w:initials="C" w:date="2026-03-05T19:36:53Z">
-    <w:p>
-      <w:r>
-        <w:rPr>
-          <w:rStyle w:val="CommentReference"/>
-        </w:rPr>
-        <w:annotationRef/>
-      </w:r>
-      <w:r>
-        <w:t>agreed, keeping your wording</w:t>
-      </w:r>
-    </w:p>
-  </w:comment>
-  <w:comment w:id="1" w:author="eigenpal-jedr" w:initials="C" w:date="2026-03-05T19:36:53Z">
-    <w:p>
-      <w:r>
-        <w:rPr>
-          <w:rStyle w:val="CommentReference"/>
-        </w:rPr>
-        <w:annotationRef/>
-      </w:r>
-      <w:r>
-        <w:t>naming the package explicitly is better for discoverability. reverting</w:t>
-      </w:r>
-    </w:p>
-  </w:comment>
-  <w:comment w:id="2" w:author="eigenpal-jedr" w:initials="C" w:date="2026-03-05T19:36:53Z">
-    <w:p>
-      <w:r>
-        <w:rPr>
-          <w:rStyle w:val="CommentReference"/>
-        </w:rPr>
-        <w:annotationRef/>
-      </w:r>
-      <w:r>
-        <w:t>NACK. not a preference. the entire tracked changes implementation depends on this. restoring.</w:t>
-      </w:r>
-    </w:p>
-  </w:comment>
-  <w:comment w:id="1772738031338" w:author="User" w:date="2026-03-05T19:41:08.041Z">
+<w:comments xmlns:wpc="http://schemas.microsoft.com/office/word/2010/wordprocessingCanvas" xmlns:cx="http://schemas.microsoft.com/office/drawing/2014/chartex" xmlns:cx1="http://schemas.microsoft.com/office/drawing/2015/9/8/chartex" xmlns:cx2="http://schemas.microsoft.com/office/drawing/2015/10/21/chartex" xmlns:cx3="http://schemas.microsoft.com/office/drawing/2016/5/9/chartex" xmlns:cx4="http://schemas.microsoft.com/office/drawing/2016/5/10/chartex" xmlns:cx5="http://schemas.microsoft.com/office/drawing/2016/5/11/chartex" xmlns:cx6="http://schemas.microsoft.com/office/drawing/2016/5/12/chartex" xmlns:cx7="http://schemas.microsoft.com/office/drawing/2016/5/13/chartex" xmlns:cx8="http://schemas.microsoft.com/office/drawing/2016/5/14/chartex" xmlns:mc="http://schemas.openxmlformats.org/markup-compatibility/2006" xmlns:aink="http://schemas.microsoft.com/office/drawing/2016/ink" xmlns:am3d="http://schemas.microsoft.com/office/drawing/2017/model3d" xmlns:o="urn:schemas-microsoft-com:office:office" xmlns:oel="http://schemas.microsoft.com/office/2019/extlst" xmlns:r="http://schemas.openxmlformats.org/officeDocument/2006/relationships" xmlns:m="http://schemas.openxmlformats.org/officeDocument/2006/math" xmlns:v="urn:schemas-microsoft-com:vml" xmlns:wp14="http://schemas.microsoft.com/office/word/2010/wordprocessingDrawing" xmlns:wp="http://schemas.openxmlformats.org/drawingml/2006/wordprocessingDrawing" xmlns:w10="urn:schemas-microsoft-com:office:word" xmlns:w="http://schemas.openxmlformats.org/wordprocessingml/2006/main" xmlns:w14="http://schemas.microsoft.com/office/word/2010/wordml" xmlns:w15="http://schemas.microsoft.com/office/word/2012/wordml" xmlns:w16cex="http://schemas.microsoft.com/office/word/2018/wordml/cex" xmlns:w16cid="http://schemas.microsoft.com/office/word/2016/wordml/cid" xmlns:w16="http://schemas.microsoft.com/office/word/2018/wordml" xmlns:w16du="http://schemas.microsoft.com/office/word/2023/wordml/word16du" xmlns:w16sdtdh="http://schemas.microsoft.com/office/word/2020/wordml/sdtdatahash" xmlns:w16sdtfl="http://schemas.microsoft.com/office/word/2024/wordml/sdtformatlock" xmlns:w16se="http://schemas.microsoft.com/office/word/2015/wordml/symex" xmlns:wpg="http://schemas.microsoft.com/office/word/2010/wordprocessingGroup" xmlns:wpi="http://schemas.microsoft.com/office/word/2010/wordprocessingInk" xmlns:wne="http://schemas.microsoft.com/office/word/2006/wordml" xmlns:wps="http://schemas.microsoft.com/office/word/2010/wordprocessingShape" mc:Ignorable="w14 w15 w16se w16cid w16 w16cex w16sdtdh w16sdtfl w16du wp14">
+  <w:comment w:id="100" w:author="User" w:initials="" w:date="2026-03-05T19:41:08Z">
     <w:p>
       <w:r>
         <w:rPr>
@@ -2777,6 +2725,24 @@
     </w:p>
   </w:comment>
 </w:comments>
+</file>
+
+<file path=word/commentsExtended.xml><?xml version="1.0" encoding="utf-8"?>
+<w15:commentsEx xmlns:wpc="http://schemas.microsoft.com/office/word/2010/wordprocessingCanvas" xmlns:cx="http://schemas.microsoft.com/office/drawing/2014/chartex" xmlns:cx1="http://schemas.microsoft.com/office/drawing/2015/9/8/chartex" xmlns:cx2="http://schemas.microsoft.com/office/drawing/2015/10/21/chartex" xmlns:cx3="http://schemas.microsoft.com/office/drawing/2016/5/9/chartex" xmlns:cx4="http://schemas.microsoft.com/office/drawing/2016/5/10/chartex" xmlns:cx5="http://schemas.microsoft.com/office/drawing/2016/5/11/chartex" xmlns:cx6="http://schemas.microsoft.com/office/drawing/2016/5/12/chartex" xmlns:cx7="http://schemas.microsoft.com/office/drawing/2016/5/13/chartex" xmlns:cx8="http://schemas.microsoft.com/office/drawing/2016/5/14/chartex" xmlns:mc="http://schemas.openxmlformats.org/markup-compatibility/2006" xmlns:aink="http://schemas.microsoft.com/office/drawing/2016/ink" xmlns:am3d="http://schemas.microsoft.com/office/drawing/2017/model3d" xmlns:o="urn:schemas-microsoft-com:office:office" xmlns:oel="http://schemas.microsoft.com/office/2019/extlst" xmlns:r="http://schemas.openxmlformats.org/officeDocument/2006/relationships" xmlns:m="http://schemas.openxmlformats.org/officeDocument/2006/math" xmlns:v="urn:schemas-microsoft-com:vml" xmlns:wp14="http://schemas.microsoft.com/office/word/2010/wordprocessingDrawing" xmlns:wp="http://schemas.openxmlformats.org/drawingml/2006/wordprocessingDrawing" xmlns:w10="urn:schemas-microsoft-com:office:word" xmlns:w="http://schemas.openxmlformats.org/wordprocessingml/2006/main" xmlns:w14="http://schemas.microsoft.com/office/word/2010/wordml" xmlns:w15="http://schemas.microsoft.com/office/word/2012/wordml" xmlns:w16cex="http://schemas.microsoft.com/office/word/2018/wordml/cex" xmlns:w16cid="http://schemas.microsoft.com/office/word/2016/wordml/cid" xmlns:w16="http://schemas.microsoft.com/office/word/2018/wordml" xmlns:w16du="http://schemas.microsoft.com/office/word/2023/wordml/word16du" xmlns:w16sdtdh="http://schemas.microsoft.com/office/word/2020/wordml/sdtdatahash" xmlns:w16sdtfl="http://schemas.microsoft.com/office/word/2024/wordml/sdtformatlock" xmlns:w16se="http://schemas.microsoft.com/office/word/2015/wordml/symex" xmlns:wpg="http://schemas.microsoft.com/office/word/2010/wordprocessingGroup" xmlns:wpi="http://schemas.microsoft.com/office/word/2010/wordprocessingInk" xmlns:wne="http://schemas.microsoft.com/office/word/2006/wordml" xmlns:wps="http://schemas.microsoft.com/office/word/2010/wordprocessingShape" mc:Ignorable="w14 w15 w16se w16cid w16 w16cex w16sdtdh w16sdtfl w16du wp14">
+  <w15:commentEx w15:paraId="2D0288BE" w15:done="0"/>
+</w15:commentsEx>
+</file>
+
+<file path=word/commentsExtensible.xml><?xml version="1.0" encoding="utf-8"?>
+<w16cex:commentsExtensible xmlns:wpc="http://schemas.microsoft.com/office/word/2010/wordprocessingCanvas" xmlns:cx="http://schemas.microsoft.com/office/drawing/2014/chartex" xmlns:cx1="http://schemas.microsoft.com/office/drawing/2015/9/8/chartex" xmlns:cx2="http://schemas.microsoft.com/office/drawing/2015/10/21/chartex" xmlns:cx3="http://schemas.microsoft.com/office/drawing/2016/5/9/chartex" xmlns:cx4="http://schemas.microsoft.com/office/drawing/2016/5/10/chartex" xmlns:cx5="http://schemas.microsoft.com/office/drawing/2016/5/11/chartex" xmlns:cx6="http://schemas.microsoft.com/office/drawing/2016/5/12/chartex" xmlns:cx7="http://schemas.microsoft.com/office/drawing/2016/5/13/chartex" xmlns:cx8="http://schemas.microsoft.com/office/drawing/2016/5/14/chartex" xmlns:mc="http://schemas.openxmlformats.org/markup-compatibility/2006" xmlns:aink="http://schemas.microsoft.com/office/drawing/2016/ink" xmlns:am3d="http://schemas.microsoft.com/office/drawing/2017/model3d" xmlns:o="urn:schemas-microsoft-com:office:office" xmlns:oel="http://schemas.microsoft.com/office/2019/extlst" xmlns:r="http://schemas.openxmlformats.org/officeDocument/2006/relationships" xmlns:m="http://schemas.openxmlformats.org/officeDocument/2006/math" xmlns:v="urn:schemas-microsoft-com:vml" xmlns:wp14="http://schemas.microsoft.com/office/word/2010/wordprocessingDrawing" xmlns:wp="http://schemas.openxmlformats.org/drawingml/2006/wordprocessingDrawing" xmlns:w10="urn:schemas-microsoft-com:office:word" xmlns:w="http://schemas.openxmlformats.org/wordprocessingml/2006/main" xmlns:w14="http://schemas.microsoft.com/office/word/2010/wordml" xmlns:w15="http://schemas.microsoft.com/office/word/2012/wordml" xmlns:w16cex="http://schemas.microsoft.com/office/word/2018/wordml/cex" xmlns:w16cid="http://schemas.microsoft.com/office/word/2016/wordml/cid" xmlns:w16="http://schemas.microsoft.com/office/word/2018/wordml" xmlns:w16du="http://schemas.microsoft.com/office/word/2023/wordml/word16du" xmlns:w16sdtdh="http://schemas.microsoft.com/office/word/2020/wordml/sdtdatahash" xmlns:w16sdtfl="http://schemas.microsoft.com/office/word/2024/wordml/sdtformatlock" xmlns:w16se="http://schemas.microsoft.com/office/word/2015/wordml/symex" xmlns:wpg="http://schemas.microsoft.com/office/word/2010/wordprocessingGroup" xmlns:wpi="http://schemas.microsoft.com/office/word/2010/wordprocessingInk" xmlns:wne="http://schemas.microsoft.com/office/word/2006/wordml" xmlns:wps="http://schemas.microsoft.com/office/word/2010/wordprocessingShape" mc:Ignorable="w14 w15 w16se w16cid w16 w16cex w16sdtdh w16sdtfl w16du wp14">
+  <w16cex:commentExtensible w16cex:durableId="1B0728B5" w16cex:dateUtc="2026-03-05T19:41:08Z"/>
+</w16cex:commentsExtensible>
+</file>
+
+<file path=word/commentsIds.xml><?xml version="1.0" encoding="utf-8"?>
+<w16cid:commentsIds xmlns:wpc="http://schemas.microsoft.com/office/word/2010/wordprocessingCanvas" xmlns:cx="http://schemas.microsoft.com/office/drawing/2014/chartex" xmlns:cx1="http://schemas.microsoft.com/office/drawing/2015/9/8/chartex" xmlns:cx2="http://schemas.microsoft.com/office/drawing/2015/10/21/chartex" xmlns:cx3="http://schemas.microsoft.com/office/drawing/2016/5/9/chartex" xmlns:cx4="http://schemas.microsoft.com/office/drawing/2016/5/10/chartex" xmlns:cx5="http://schemas.microsoft.com/office/drawing/2016/5/11/chartex" xmlns:cx6="http://schemas.microsoft.com/office/drawing/2016/5/12/chartex" xmlns:cx7="http://schemas.microsoft.com/office/drawing/2016/5/13/chartex" xmlns:cx8="http://schemas.microsoft.com/office/drawing/2016/5/14/chartex" xmlns:mc="http://schemas.openxmlformats.org/markup-compatibility/2006" xmlns:aink="http://schemas.microsoft.com/office/drawing/2016/ink" xmlns:am3d="http://schemas.microsoft.com/office/drawing/2017/model3d" xmlns:o="urn:schemas-microsoft-com:office:office" xmlns:oel="http://schemas.microsoft.com/office/2019/extlst" xmlns:r="http://schemas.openxmlformats.org/officeDocument/2006/relationships" xmlns:m="http://schemas.openxmlformats.org/officeDocument/2006/math" xmlns:v="urn:schemas-microsoft-com:vml" xmlns:wp14="http://schemas.microsoft.com/office/word/2010/wordprocessingDrawing" xmlns:wp="http://schemas.openxmlformats.org/drawingml/2006/wordprocessingDrawing" xmlns:w10="urn:schemas-microsoft-com:office:word" xmlns:w="http://schemas.openxmlformats.org/wordprocessingml/2006/main" xmlns:w14="http://schemas.microsoft.com/office/word/2010/wordml" xmlns:w15="http://schemas.microsoft.com/office/word/2012/wordml" xmlns:w16cex="http://schemas.microsoft.com/office/word/2018/wordml/cex" xmlns:w16cid="http://schemas.microsoft.com/office/word/2016/wordml/cid" xmlns:w16="http://schemas.microsoft.com/office/word/2018/wordml" xmlns:w16du="http://schemas.microsoft.com/office/word/2023/wordml/word16du" xmlns:w16sdtdh="http://schemas.microsoft.com/office/word/2020/wordml/sdtdatahash" xmlns:w16sdtfl="http://schemas.microsoft.com/office/word/2024/wordml/sdtformatlock" xmlns:w16se="http://schemas.microsoft.com/office/word/2015/wordml/symex" xmlns:wpg="http://schemas.microsoft.com/office/word/2010/wordprocessingGroup" xmlns:wpi="http://schemas.microsoft.com/office/word/2010/wordprocessingInk" xmlns:wne="http://schemas.microsoft.com/office/word/2006/wordml" xmlns:wps="http://schemas.microsoft.com/office/word/2010/wordprocessingShape" mc:Ignorable="w14 w15 w16se w16cid w16 w16cex w16sdtdh w16sdtfl w16du wp14">
+  <w16cid:commentId w16cid:paraId="2D0288BE" w16cid:durableId="1B0728B5"/>
+</w16cid:commentsIds>
 </file>
 
 <file path=word/footer1.xml><?xml version="1.0" encoding="utf-8"?>
